--- a/entregables/Conciliaciones de efectivo/FRU_Conciliaciones_de_efectivo.docx
+++ b/entregables/Conciliaciones de efectivo/FRU_Conciliaciones_de_efectivo.docx
@@ -1,6 +1,6 @@
 
 <file path=word/document.xml><?xml version="1.0" encoding="utf-8"?>
-<w:document xmlns:wpc="http://schemas.microsoft.com/office/word/2010/wordprocessingCanvas" xmlns:cx="http://schemas.microsoft.com/office/drawing/2014/chartex" xmlns:cx1="http://schemas.microsoft.com/office/drawing/2015/9/8/chartex" xmlns:cx2="http://schemas.microsoft.com/office/drawing/2015/10/21/chartex" xmlns:cx3="http://schemas.microsoft.com/office/drawing/2016/5/9/chartex" xmlns:cx4="http://schemas.microsoft.com/office/drawing/2016/5/10/chartex" xmlns:cx5="http://schemas.microsoft.com/office/drawing/2016/5/11/chartex" xmlns:cx6="http://schemas.microsoft.com/office/drawing/2016/5/12/chartex" xmlns:cx7="http://schemas.microsoft.com/office/drawing/2016/5/13/chartex" xmlns:cx8="http://schemas.microsoft.com/office/drawing/2016/5/14/chartex" xmlns:mc="http://schemas.openxmlformats.org/markup-compatibility/2006" xmlns:aink="http://schemas.microsoft.com/office/drawing/2016/ink" xmlns:am3d="http://schemas.microsoft.com/office/drawing/2017/model3d" xmlns:o="urn:schemas-microsoft-com:office:office" xmlns:r="http://schemas.openxmlformats.org/officeDocument/2006/relationships" xmlns:m="http://schemas.openxmlformats.org/officeDocument/2006/math" xmlns:v="urn:schemas-microsoft-com:vml" xmlns:wp14="http://schemas.microsoft.com/office/word/2010/wordprocessingDrawing" xmlns:wp="http://schemas.openxmlformats.org/drawingml/2006/wordprocessingDrawing" xmlns:w10="urn:schemas-microsoft-com:office:word" xmlns:w="http://schemas.openxmlformats.org/wordprocessingml/2006/main" xmlns:w14="http://schemas.microsoft.com/office/word/2010/wordml" xmlns:w15="http://schemas.microsoft.com/office/word/2012/wordml" xmlns:w16cex="http://schemas.microsoft.com/office/word/2018/wordml/cex" xmlns:w16cid="http://schemas.microsoft.com/office/word/2016/wordml/cid" xmlns:w16="http://schemas.microsoft.com/office/word/2018/wordml" xmlns:w16sdtdh="http://schemas.microsoft.com/office/word/2020/wordml/sdtdatahash" xmlns:w16se="http://schemas.microsoft.com/office/word/2015/wordml/symex" xmlns:wpg="http://schemas.microsoft.com/office/word/2010/wordprocessingGroup" xmlns:wpi="http://schemas.microsoft.com/office/word/2010/wordprocessingInk" xmlns:wne="http://schemas.microsoft.com/office/word/2006/wordml" xmlns:wps="http://schemas.microsoft.com/office/word/2010/wordprocessingShape" mc:Ignorable="w14 w15 w16se w16cid w16 w16cex w16sdtdh wp14">
+<w:document xmlns:wpc="http://schemas.microsoft.com/office/word/2010/wordprocessingCanvas" xmlns:cx="http://schemas.microsoft.com/office/drawing/2014/chartex" xmlns:mc="http://schemas.openxmlformats.org/markup-compatibility/2006" xmlns:o="urn:schemas-microsoft-com:office:office" xmlns:r="http://schemas.openxmlformats.org/officeDocument/2006/relationships" xmlns:m="http://schemas.openxmlformats.org/officeDocument/2006/math" xmlns:v="urn:schemas-microsoft-com:vml" xmlns:wp14="http://schemas.microsoft.com/office/word/2010/wordprocessingDrawing" xmlns:wp="http://schemas.openxmlformats.org/drawingml/2006/wordprocessingDrawing" xmlns:w10="urn:schemas-microsoft-com:office:word" xmlns:w="http://schemas.openxmlformats.org/wordprocessingml/2006/main" xmlns:w14="http://schemas.microsoft.com/office/word/2010/wordml" xmlns:w15="http://schemas.microsoft.com/office/word/2012/wordml" xmlns:w16se="http://schemas.microsoft.com/office/word/2015/wordml/symex" xmlns:wpg="http://schemas.microsoft.com/office/word/2010/wordprocessingGroup" xmlns:wpi="http://schemas.microsoft.com/office/word/2010/wordprocessingInk" xmlns:wne="http://schemas.microsoft.com/office/word/2006/wordml" xmlns:wps="http://schemas.microsoft.com/office/word/2010/wordprocessingShape" mc:Ignorable="w14 w15 w16se wp14">
   <w:body>
     <w:p>
       <w:pPr>
@@ -50,7 +50,7 @@
     </w:p>
     <w:tbl>
       <w:tblPr>
-        <w:tblStyle w:val="Tablaconcuadrcula1clara"/>
+        <w:tblStyle w:val="Tabladecuadrcula1clara"/>
         <w:tblpPr w:leftFromText="141" w:rightFromText="141" w:vertAnchor="text" w:tblpX="-714" w:tblpY="-3"/>
         <w:tblW w:w="10899" w:type="dxa"/>
         <w:tblLayout w:type="fixed"/>
@@ -111,57 +111,7 @@
               <w:rPr>
                 <w:rFonts w:ascii="Arial" w:hAnsi="Arial" w:cs="Arial"/>
               </w:rPr>
-              <w:t xml:space="preserve">Fecha: 27/10/2026</w:t>
-            </w:r>
-            <w:r>
-              <w:rPr>
-                <w:rFonts w:ascii="Arial" w:hAnsi="Arial" w:cs="Arial"/>
-                <w:b w:val="0"/>
-                <w:bCs w:val="0"/>
-                <w:i/>
-                <w:iCs/>
-              </w:rPr>
-              <w:t/>
-            </w:r>
-            <w:r>
-              <w:rPr>
-                <w:rFonts w:ascii="Arial" w:hAnsi="Arial" w:cs="Arial"/>
-                <w:b w:val="0"/>
-                <w:bCs w:val="0"/>
-                <w:i/>
-                <w:iCs/>
-              </w:rPr>
-              <w:t/>
-            </w:r>
-            <w:r>
-              <w:rPr>
-                <w:rFonts w:ascii="Arial" w:hAnsi="Arial" w:cs="Arial"/>
-                <w:b w:val="0"/>
-                <w:bCs w:val="0"/>
-                <w:i/>
-                <w:iCs/>
-              </w:rPr>
-              <w:t/>
-            </w:r>
-            <w:r>
-              <w:rPr>
-                <w:rFonts w:ascii="Arial" w:hAnsi="Arial" w:cs="Arial"/>
-                <w:b w:val="0"/>
-                <w:bCs w:val="0"/>
-                <w:i/>
-                <w:iCs/>
-              </w:rPr>
-              <w:t/>
-            </w:r>
-            <w:r>
-              <w:rPr>
-                <w:rFonts w:ascii="Arial" w:hAnsi="Arial" w:cs="Arial"/>
-                <w:b w:val="0"/>
-                <w:bCs w:val="0"/>
-                <w:i/>
-                <w:iCs/>
-              </w:rPr>
-              <w:t/>
+              <w:t>Fecha: 27/10/2026</w:t>
             </w:r>
           </w:p>
         </w:tc>
@@ -233,18 +183,13 @@
               <w:rPr>
                 <w:rFonts w:ascii="Arial" w:hAnsi="Arial" w:cs="Arial"/>
               </w:rPr>
-              <w:t xml:space="preserve">Solicitante: Por definir</w:t>
+              <w:t xml:space="preserve">Solicitante: </w:t>
             </w:r>
             <w:r>
               <w:rPr>
-                <w:rFonts w:ascii="Arial" w:eastAsiaTheme="majorEastAsia" w:hAnsi="Arial" w:cs="Arial"/>
-                <w:b w:val="0"/>
-                <w:bCs w:val="0"/>
-                <w:sz w:val="24"/>
-                <w:szCs w:val="24"/>
-                <w:lang w:val="es-MX" w:eastAsia="es-MX"/>
+                <w:rFonts w:ascii="Arial" w:hAnsi="Arial" w:cs="Arial"/>
               </w:rPr>
-              <w:t/>
+              <w:t>Yolanda limas</w:t>
             </w:r>
           </w:p>
         </w:tc>
@@ -267,33 +212,14 @@
                 <w:rFonts w:ascii="Arial" w:hAnsi="Arial" w:cs="Arial"/>
                 <w:b/>
               </w:rPr>
-              <w:t>Puesto: Por definir</w:t>
+              <w:t xml:space="preserve">Puesto: </w:t>
             </w:r>
             <w:r>
               <w:rPr>
                 <w:rFonts w:ascii="Arial" w:hAnsi="Arial" w:cs="Arial"/>
+                <w:b/>
               </w:rPr>
-              <w:t xml:space="preserve"/>
-            </w:r>
-            <w:proofErr w:type="gramStart"/>
-            <w:r>
-              <w:rPr>
-                <w:rFonts w:ascii="Arial" w:hAnsi="Arial" w:cs="Arial"/>
-              </w:rPr>
-              <w:t/>
-            </w:r>
-            <w:r>
-              <w:rPr>
-                <w:rFonts w:ascii="Arial" w:hAnsi="Arial" w:cs="Arial"/>
-              </w:rPr>
-              <w:t/>
-            </w:r>
-            <w:proofErr w:type="gramEnd"/>
-            <w:r>
-              <w:rPr>
-                <w:rFonts w:ascii="Arial" w:hAnsi="Arial" w:cs="Arial"/>
-              </w:rPr>
-              <w:t xml:space="preserve"/>
+              <w:t>Jefe de administración e Ingresos</w:t>
             </w:r>
           </w:p>
         </w:tc>
@@ -320,21 +246,13 @@
               <w:rPr>
                 <w:rFonts w:ascii="Arial" w:hAnsi="Arial" w:cs="Arial"/>
               </w:rPr>
-              <w:t>Área / Departamento: Por definir</w:t>
+              <w:t xml:space="preserve">Área / Departamento: </w:t>
             </w:r>
             <w:r>
               <w:rPr>
                 <w:rFonts w:ascii="Arial" w:hAnsi="Arial" w:cs="Arial"/>
               </w:rPr>
-              <w:t xml:space="preserve"/>
-            </w:r>
-            <w:r>
-              <w:rPr>
-                <w:rFonts w:ascii="Arial" w:hAnsi="Arial" w:cs="Arial"/>
-                <w:b w:val="0"/>
-                <w:bCs w:val="0"/>
-              </w:rPr>
-              <w:t/>
+              <w:t>Ingresos</w:t>
             </w:r>
           </w:p>
         </w:tc>
@@ -355,14 +273,7 @@
                 <w:rFonts w:ascii="Arial" w:hAnsi="Arial" w:cs="Arial"/>
                 <w:b/>
               </w:rPr>
-              <w:t xml:space="preserve">Jefe inmediato: Por definir</w:t>
-            </w:r>
-            <w:r>
-              <w:rPr>
-                <w:rFonts w:ascii="Arial" w:hAnsi="Arial" w:cs="Arial"/>
-                <w:bCs/>
-              </w:rPr>
-              <w:t/>
+              <w:t>Jefe inmediato: Por definir</w:t>
             </w:r>
           </w:p>
         </w:tc>
@@ -477,7 +388,7 @@
               </wp:anchor>
             </w:drawing>
           </mc:Choice>
-          <mc:Fallback>
+          <mc:Fallback xmlns:w16sdtdh="http://schemas.microsoft.com/office/word/2020/wordml/sdtdatahash" xmlns:w16="http://schemas.microsoft.com/office/word/2018/wordml" xmlns:w16cid="http://schemas.microsoft.com/office/word/2016/wordml/cid" xmlns:w16cex="http://schemas.microsoft.com/office/word/2018/wordml/cex" xmlns:am3d="http://schemas.microsoft.com/office/drawing/2017/model3d" xmlns:aink="http://schemas.microsoft.com/office/drawing/2016/ink" xmlns:cx8="http://schemas.microsoft.com/office/drawing/2016/5/14/chartex" xmlns:cx7="http://schemas.microsoft.com/office/drawing/2016/5/13/chartex" xmlns:cx6="http://schemas.microsoft.com/office/drawing/2016/5/12/chartex" xmlns:cx5="http://schemas.microsoft.com/office/drawing/2016/5/11/chartex" xmlns:cx4="http://schemas.microsoft.com/office/drawing/2016/5/10/chartex" xmlns:cx3="http://schemas.microsoft.com/office/drawing/2016/5/9/chartex" xmlns:cx2="http://schemas.microsoft.com/office/drawing/2015/10/21/chartex" xmlns:cx1="http://schemas.microsoft.com/office/drawing/2015/9/8/chartex">
             <w:pict>
               <v:rect w14:anchorId="201F3303" id="Rectángulo 3" o:spid="_x0000_s1026" style="position:absolute;left:0;text-align:left;margin-left:-36.75pt;margin-top:156.3pt;width:546pt;height:22.5pt;z-index:251659264;visibility:visible;mso-wrap-style:square;mso-width-percent:0;mso-height-percent:0;mso-wrap-distance-left:9pt;mso-wrap-distance-top:0;mso-wrap-distance-right:9pt;mso-wrap-distance-bottom:0;mso-position-horizontal:absolute;mso-position-horizontal-relative:text;mso-position-vertical:absolute;mso-position-vertical-relative:text;mso-width-percent:0;mso-height-percent:0;mso-width-relative:margin;mso-height-relative:margin;v-text-anchor:middle" o:gfxdata="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" fillcolor="#9cc2e5 [1940]" stroked="f" strokeweight="1pt">
                 <v:textbox>
@@ -749,27 +660,7 @@
           <w:sz w:val="20"/>
           <w:szCs w:val="20"/>
         </w:rPr>
-        <w:t xml:space="preserve">con procesos automáticos de importación, cruce, conciliación y revisión de excepciones.</w:t>
-      </w:r>
-      <w:proofErr w:type="spellStart"/>
-      <w:r>
-        <w:rPr>
-          <w:rFonts w:ascii="Arial" w:hAnsi="Arial" w:cs="Arial"/>
-          <w:i/>
-          <w:sz w:val="20"/>
-          <w:szCs w:val="20"/>
-        </w:rPr>
-        <w:t/>
-      </w:r>
-      <w:proofErr w:type="spellEnd"/>
-      <w:r>
-        <w:rPr>
-          <w:rFonts w:ascii="Arial" w:hAnsi="Arial" w:cs="Arial"/>
-          <w:i/>
-          <w:sz w:val="20"/>
-          <w:szCs w:val="20"/>
-        </w:rPr>
-        <w:t/>
+        <w:t>con procesos automáticos de importación, cruce, conciliación y revisión de excepciones.</w:t>
       </w:r>
     </w:p>
     <w:p>
@@ -934,28 +825,6 @@
         </w:rPr>
         <w:t>El módulo debe presentar las opciones Conciliar, Faltantes, Diferencias, Movimientos y Papeletas.</w:t>
       </w:r>
-      <w:r>
-        <w:rPr>
-          <w:rFonts w:ascii="Arial" w:eastAsiaTheme="majorEastAsia" w:hAnsi="Arial" w:cs="Arial"/>
-          <w:i/>
-          <w:iCs/>
-          <w:sz w:val="20"/>
-          <w:szCs w:val="20"/>
-          <w:lang w:val="es-MX"/>
-        </w:rPr>
-        <w:t xml:space="preserve"/>
-      </w:r>
-      <w:r>
-        <w:rPr>
-          <w:rFonts w:ascii="Arial" w:eastAsiaTheme="majorEastAsia" w:hAnsi="Arial" w:cs="Arial"/>
-          <w:i/>
-          <w:iCs/>
-          <w:sz w:val="20"/>
-          <w:szCs w:val="20"/>
-          <w:lang w:val="es-MX"/>
-        </w:rPr>
-        <w:t/>
-      </w:r>
     </w:p>
     <w:p>
       <w:pPr>
@@ -984,51 +853,7 @@
           <w:szCs w:val="20"/>
           <w:lang w:val="es-MX"/>
         </w:rPr>
-        <w:t xml:space="preserve">La conciliación automática debe buscar coincidencias entre turnos, depósitos y analíticos REGIO con los criterios configurados.</w:t>
-      </w:r>
-      <w:r>
-        <w:rPr>
-          <w:rFonts w:ascii="Arial" w:eastAsiaTheme="majorEastAsia" w:hAnsi="Arial" w:cs="Arial"/>
-          <w:i/>
-          <w:iCs/>
-          <w:sz w:val="20"/>
-          <w:szCs w:val="20"/>
-          <w:lang w:val="es-MX"/>
-        </w:rPr>
-        <w:t/>
-      </w:r>
-      <w:r>
-        <w:rPr>
-          <w:rFonts w:ascii="Arial" w:eastAsiaTheme="majorEastAsia" w:hAnsi="Arial" w:cs="Arial"/>
-          <w:i/>
-          <w:iCs/>
-          <w:sz w:val="20"/>
-          <w:szCs w:val="20"/>
-          <w:lang w:val="es-MX"/>
-        </w:rPr>
-        <w:t/>
-      </w:r>
-      <w:r>
-        <w:rPr>
-          <w:rFonts w:ascii="Arial" w:eastAsiaTheme="majorEastAsia" w:hAnsi="Arial" w:cs="Arial"/>
-          <w:i/>
-          <w:iCs/>
-          <w:sz w:val="20"/>
-          <w:szCs w:val="20"/>
-          <w:lang w:val="es-MX"/>
-        </w:rPr>
-        <w:t/>
-      </w:r>
-      <w:r>
-        <w:rPr>
-          <w:rFonts w:ascii="Arial" w:eastAsiaTheme="majorEastAsia" w:hAnsi="Arial" w:cs="Arial"/>
-          <w:i/>
-          <w:iCs/>
-          <w:sz w:val="20"/>
-          <w:szCs w:val="20"/>
-          <w:lang w:val="es-MX"/>
-        </w:rPr>
-        <w:t xml:space="preserve"/>
+        <w:t>La conciliación automática debe buscar coincidencias entre turnos, depósitos y analíticos REGIO con los criterios configurados.</w:t>
       </w:r>
     </w:p>
     <w:p>
@@ -1118,31 +943,7 @@
           <w:szCs w:val="20"/>
           <w:lang w:val="es-MX"/>
         </w:rPr>
-        <w:t xml:space="preserve">Los resultados y cambios deben poder rastrearse mediante los grupos, partidas, cierres y bitácora registrados.</w:t>
-      </w:r>
-      <w:proofErr w:type="spellStart"/>
-      <w:r>
-        <w:rPr>
-          <w:rFonts w:ascii="Arial" w:eastAsiaTheme="majorEastAsia" w:hAnsi="Arial" w:cs="Arial"/>
-          <w:i/>
-          <w:iCs/>
-          <w:sz w:val="20"/>
-          <w:szCs w:val="20"/>
-          <w:lang w:val="es-MX"/>
-        </w:rPr>
-        <w:t/>
-      </w:r>
-      <w:proofErr w:type="spellEnd"/>
-      <w:r>
-        <w:rPr>
-          <w:rFonts w:ascii="Arial" w:eastAsiaTheme="majorEastAsia" w:hAnsi="Arial" w:cs="Arial"/>
-          <w:i/>
-          <w:iCs/>
-          <w:sz w:val="20"/>
-          <w:szCs w:val="20"/>
-          <w:lang w:val="es-MX"/>
-        </w:rPr>
-        <w:t/>
+        <w:t>Los resultados y cambios deben poder rastrearse mediante los grupos, partidas, cierres y bitácora registrados.</w:t>
       </w:r>
     </w:p>
     <w:p>
@@ -1515,31 +1316,7 @@
           <w:szCs w:val="20"/>
           <w:lang w:val="es-MX"/>
         </w:rPr>
-        <w:t xml:space="preserve">4. Revisión de faltantes y diferencias</w:t>
-      </w:r>
-      <w:r>
-        <w:rPr>
-          <w:rFonts w:ascii="Arial" w:eastAsiaTheme="majorEastAsia" w:hAnsi="Arial" w:cs="Arial"/>
-          <w:b/>
-          <w:i/>
-          <w:iCs/>
-          <w:sz w:val="20"/>
-          <w:szCs w:val="20"/>
-          <w:lang w:val="es-MX"/>
-        </w:rPr>
-        <w:t/>
-      </w:r>
-      <w:r>
-        <w:rPr>
-          <w:rFonts w:ascii="Arial" w:eastAsiaTheme="majorEastAsia" w:hAnsi="Arial" w:cs="Arial"/>
-          <w:b/>
-          <w:i/>
-          <w:iCs/>
-          <w:sz w:val="20"/>
-          <w:szCs w:val="20"/>
-          <w:lang w:val="es-MX"/>
-        </w:rPr>
-        <w:t/>
+        <w:t>4. Revisión de faltantes y diferencias</w:t>
       </w:r>
     </w:p>
     <w:p>
@@ -1568,31 +1345,7 @@
           <w:szCs w:val="20"/>
           <w:lang w:val="es-MX"/>
         </w:rPr>
-        <w:t xml:space="preserve">a. Los casos sin una coincidencia única no se concilian automáticamente y requieren validación.</w:t>
-      </w:r>
-      <w:r>
-        <w:rPr>
-          <w:rFonts w:ascii="Arial" w:eastAsiaTheme="majorEastAsia" w:hAnsi="Arial" w:cs="Arial"/>
-          <w:bCs/>
-          <w:i/>
-          <w:iCs/>
-          <w:sz w:val="20"/>
-          <w:szCs w:val="20"/>
-          <w:lang w:val="es-MX"/>
-        </w:rPr>
-        <w:t/>
-      </w:r>
-      <w:r>
-        <w:rPr>
-          <w:rFonts w:ascii="Arial" w:eastAsiaTheme="majorEastAsia" w:hAnsi="Arial" w:cs="Arial"/>
-          <w:bCs/>
-          <w:i/>
-          <w:iCs/>
-          <w:sz w:val="20"/>
-          <w:szCs w:val="20"/>
-          <w:lang w:val="es-MX"/>
-        </w:rPr>
-        <w:t xml:space="preserve"/>
+        <w:t>a. Los casos sin una coincidencia única no se concilian automáticamente y requieren validación.</w:t>
       </w:r>
     </w:p>
     <w:p>
@@ -1650,31 +1403,7 @@
           <w:szCs w:val="20"/>
           <w:lang w:val="es-MX"/>
         </w:rPr>
-        <w:t xml:space="preserve">5. Cierre y tránsito entre periodos</w:t>
-      </w:r>
-      <w:r>
-        <w:rPr>
-          <w:rFonts w:ascii="Arial" w:eastAsiaTheme="majorEastAsia" w:hAnsi="Arial" w:cs="Arial"/>
-          <w:bCs/>
-          <w:i/>
-          <w:iCs/>
-          <w:sz w:val="20"/>
-          <w:szCs w:val="20"/>
-          <w:lang w:val="es-MX"/>
-        </w:rPr>
-        <w:t/>
-      </w:r>
-      <w:r>
-        <w:rPr>
-          <w:rFonts w:ascii="Arial" w:eastAsiaTheme="majorEastAsia" w:hAnsi="Arial" w:cs="Arial"/>
-          <w:bCs/>
-          <w:i/>
-          <w:iCs/>
-          <w:sz w:val="20"/>
-          <w:szCs w:val="20"/>
-          <w:lang w:val="es-MX"/>
-        </w:rPr>
-        <w:t xml:space="preserve"/>
+        <w:t>5. Cierre y tránsito entre periodos</w:t>
       </w:r>
     </w:p>
     <w:p>
@@ -1733,24 +1462,6 @@
         </w:rPr>
         <w:t>b. Antes del cierre se revisan pendientes, diferencias y la evidencia disponible.</w:t>
       </w:r>
-      <w:r>
-        <w:rPr>
-          <w:b/>
-        </w:rPr>
-        <w:t xml:space="preserve"/>
-      </w:r>
-      <w:r>
-        <w:rPr>
-          <w:rFonts w:ascii="Arial" w:eastAsiaTheme="majorEastAsia" w:hAnsi="Arial" w:cs="Arial"/>
-          <w:b/>
-          <w:i/>
-          <w:iCs/>
-          <w:sz w:val="20"/>
-          <w:szCs w:val="20"/>
-          <w:lang w:val="es-MX"/>
-        </w:rPr>
-        <w:t/>
-      </w:r>
     </w:p>
     <w:p>
       <w:pPr>
@@ -1836,6 +1547,7 @@
           <w:szCs w:val="20"/>
           <w:lang w:val="es-MX"/>
         </w:rPr>
+        <w:lastRenderedPageBreak/>
         <w:t>b. Las coincidencias múltiples y los casos que requieren asignación de estación se revisan manualmente.</w:t>
       </w:r>
     </w:p>
@@ -1923,7 +1635,6 @@
           <w:szCs w:val="20"/>
           <w:lang w:val="es-MX"/>
         </w:rPr>
-        <w:lastRenderedPageBreak/>
         <w:t>e. La operación de correo, base de datos y tareas programadas depende de la configuración del entorno.</w:t>
       </w:r>
     </w:p>
@@ -1981,19 +1692,7 @@
           <w:szCs w:val="20"/>
           <w:lang w:val="es-MX"/>
         </w:rPr>
-        <w:t xml:space="preserve">a. El módulo debe mostrar el estado de importación, datos reconocidos y errores del archivo.</w:t>
-      </w:r>
-      <w:r>
-        <w:rPr>
-          <w:rFonts w:ascii="Arial" w:eastAsiaTheme="majorEastAsia" w:hAnsi="Arial" w:cs="Arial"/>
-          <w:bCs/>
-          <w:i/>
-          <w:iCs/>
-          <w:sz w:val="20"/>
-          <w:szCs w:val="20"/>
-          <w:lang w:val="es-MX"/>
-        </w:rPr>
-        <w:t/>
+        <w:t>a. El módulo debe mostrar el estado de importación, datos reconocidos y errores del archivo.</w:t>
       </w:r>
     </w:p>
     <w:p>
@@ -2022,43 +1721,7 @@
           <w:szCs w:val="20"/>
           <w:lang w:val="es-MX"/>
         </w:rPr>
-        <w:t xml:space="preserve">b. Las papeletas importadas pueden corregirse y vincularse con los turnos correspondientes.</w:t>
-      </w:r>
-      <w:r>
-        <w:rPr>
-          <w:rFonts w:ascii="Arial" w:eastAsiaTheme="majorEastAsia" w:hAnsi="Arial" w:cs="Arial"/>
-          <w:bCs/>
-          <w:i/>
-          <w:iCs/>
-          <w:sz w:val="20"/>
-          <w:szCs w:val="20"/>
-          <w:lang w:val="es-MX"/>
-        </w:rPr>
-        <w:t/>
-      </w:r>
-      <w:r>
-        <w:rPr>
-          <w:rFonts w:ascii="Arial" w:eastAsiaTheme="majorEastAsia" w:hAnsi="Arial" w:cs="Arial"/>
-          <w:bCs/>
-          <w:i/>
-          <w:iCs/>
-          <w:sz w:val="20"/>
-          <w:szCs w:val="20"/>
-          <w:lang w:val="es-MX"/>
-        </w:rPr>
-        <w:t xml:space="preserve"/>
-      </w:r>
-      <w:r>
-        <w:rPr>
-          <w:rFonts w:ascii="Arial" w:eastAsiaTheme="majorEastAsia" w:hAnsi="Arial" w:cs="Arial"/>
-          <w:bCs/>
-          <w:i/>
-          <w:iCs/>
-          <w:sz w:val="20"/>
-          <w:szCs w:val="20"/>
-          <w:lang w:val="es-MX"/>
-        </w:rPr>
-        <w:t/>
+        <w:t>b. Las papeletas importadas pueden corregirse y vincularse con los turnos correspondientes.</w:t>
       </w:r>
     </w:p>
     <w:p>
@@ -2087,67 +1750,7 @@
           <w:szCs w:val="20"/>
           <w:lang w:val="es-MX"/>
         </w:rPr>
-        <w:t xml:space="preserve">c. La importación histórica debe limitarse al intervalo solicitado y permitir reproceso controlado.</w:t>
-      </w:r>
-      <w:r>
-        <w:rPr>
-          <w:rFonts w:ascii="Arial" w:eastAsiaTheme="majorEastAsia" w:hAnsi="Arial" w:cs="Arial"/>
-          <w:bCs/>
-          <w:i/>
-          <w:iCs/>
-          <w:sz w:val="20"/>
-          <w:szCs w:val="20"/>
-          <w:lang w:val="es-MX"/>
-        </w:rPr>
-        <w:t/>
-      </w:r>
-      <w:r>
-        <w:rPr>
-          <w:rFonts w:ascii="Arial" w:eastAsiaTheme="majorEastAsia" w:hAnsi="Arial" w:cs="Arial"/>
-          <w:bCs/>
-          <w:i/>
-          <w:iCs/>
-          <w:sz w:val="20"/>
-          <w:szCs w:val="20"/>
-          <w:lang w:val="es-MX"/>
-        </w:rPr>
-        <w:t xml:space="preserve"/>
-      </w:r>
-      <w:r>
-        <w:rPr>
-          <w:rFonts w:ascii="Arial" w:eastAsiaTheme="majorEastAsia" w:hAnsi="Arial" w:cs="Arial"/>
-          <w:bCs/>
-          <w:i/>
-          <w:iCs/>
-          <w:sz w:val="20"/>
-          <w:szCs w:val="20"/>
-          <w:lang w:val="es-MX"/>
-        </w:rPr>
-        <w:t xml:space="preserve"/>
-      </w:r>
-      <w:r>
-        <w:rPr>
-          <w:rFonts w:ascii="Arial" w:eastAsiaTheme="majorEastAsia" w:hAnsi="Arial" w:cs="Arial"/>
-          <w:bCs/>
-          <w:i/>
-          <w:iCs/>
-          <w:sz w:val="20"/>
-          <w:szCs w:val="20"/>
-          <w:lang w:val="es-MX"/>
-        </w:rPr>
-        <w:t/>
-      </w:r>
-      <w:r>
-        <w:rPr>
-          <w:rFonts w:ascii="Arial" w:eastAsiaTheme="majorEastAsia" w:hAnsi="Arial" w:cs="Arial"/>
-          <w:bCs/>
-          <w:i/>
-          <w:iCs/>
-          <w:sz w:val="20"/>
-          <w:szCs w:val="20"/>
-          <w:lang w:val="es-MX"/>
-        </w:rPr>
-        <w:t xml:space="preserve"/>
+        <w:t>c. La importación histórica debe limitarse al intervalo solicitado y permitir reproceso controlado.</w:t>
       </w:r>
     </w:p>
     <w:p>
@@ -2176,67 +1779,7 @@
           <w:szCs w:val="20"/>
           <w:lang w:val="es-MX"/>
         </w:rPr>
-        <w:t xml:space="preserve">d. El acceso y responsabilidades de aprobación se determinarán con el área solicitante.</w:t>
-      </w:r>
-      <w:r>
-        <w:rPr>
-          <w:rFonts w:ascii="Arial" w:eastAsiaTheme="majorEastAsia" w:hAnsi="Arial" w:cs="Arial"/>
-          <w:bCs/>
-          <w:i/>
-          <w:iCs/>
-          <w:sz w:val="20"/>
-          <w:szCs w:val="20"/>
-          <w:lang w:val="es-MX"/>
-        </w:rPr>
-        <w:t/>
-      </w:r>
-      <w:r>
-        <w:rPr>
-          <w:rFonts w:ascii="Arial" w:eastAsiaTheme="majorEastAsia" w:hAnsi="Arial" w:cs="Arial"/>
-          <w:bCs/>
-          <w:i/>
-          <w:iCs/>
-          <w:sz w:val="20"/>
-          <w:szCs w:val="20"/>
-          <w:lang w:val="es-MX"/>
-        </w:rPr>
-        <w:t xml:space="preserve"/>
-      </w:r>
-      <w:r>
-        <w:rPr>
-          <w:rFonts w:ascii="Arial" w:eastAsiaTheme="majorEastAsia" w:hAnsi="Arial" w:cs="Arial"/>
-          <w:bCs/>
-          <w:i/>
-          <w:iCs/>
-          <w:sz w:val="20"/>
-          <w:szCs w:val="20"/>
-          <w:lang w:val="es-MX"/>
-        </w:rPr>
-        <w:t xml:space="preserve"/>
-      </w:r>
-      <w:r>
-        <w:rPr>
-          <w:rFonts w:ascii="Arial" w:eastAsiaTheme="majorEastAsia" w:hAnsi="Arial" w:cs="Arial"/>
-          <w:bCs/>
-          <w:i/>
-          <w:iCs/>
-          <w:sz w:val="20"/>
-          <w:szCs w:val="20"/>
-          <w:lang w:val="es-MX"/>
-        </w:rPr>
-        <w:t/>
-      </w:r>
-      <w:r>
-        <w:rPr>
-          <w:rFonts w:ascii="Arial" w:eastAsiaTheme="majorEastAsia" w:hAnsi="Arial" w:cs="Arial"/>
-          <w:bCs/>
-          <w:i/>
-          <w:iCs/>
-          <w:sz w:val="20"/>
-          <w:szCs w:val="20"/>
-          <w:lang w:val="es-MX"/>
-        </w:rPr>
-        <w:t xml:space="preserve"/>
+        <w:t>d. El acceso y responsabilidades de aprobación se determinarán con el área solicitante.</w:t>
       </w:r>
     </w:p>
     <w:p>
@@ -2265,18 +1808,6 @@
           <w:lang w:val="es-MX"/>
         </w:rPr>
         <w:t>8. Evidencia de conciliación</w:t>
-      </w:r>
-      <w:r>
-        <w:rPr>
-          <w:rFonts w:ascii="Arial" w:eastAsiaTheme="majorEastAsia" w:hAnsi="Arial" w:cs="Arial"/>
-          <w:b/>
-          <w:i/>
-          <w:iCs/>
-          <w:sz w:val="20"/>
-          <w:szCs w:val="20"/>
-          <w:lang w:val="es-MX"/>
-        </w:rPr>
-        <w:t/>
       </w:r>
     </w:p>
     <w:p>
@@ -2365,54 +1896,6 @@
         </w:rPr>
         <w:t>c. Los valores de origen se conservan según las reglas del proceso que los importa.</w:t>
       </w:r>
-      <w:r>
-        <w:rPr>
-          <w:rFonts w:ascii="Arial" w:eastAsiaTheme="majorEastAsia" w:hAnsi="Arial" w:cs="Arial"/>
-          <w:bCs/>
-          <w:i/>
-          <w:iCs/>
-          <w:sz w:val="20"/>
-          <w:szCs w:val="20"/>
-          <w:lang w:val="es-MX"/>
-        </w:rPr>
-        <w:t xml:space="preserve"/>
-      </w:r>
-      <w:r>
-        <w:rPr>
-          <w:rFonts w:ascii="Arial" w:eastAsiaTheme="majorEastAsia" w:hAnsi="Arial" w:cs="Arial"/>
-          <w:bCs/>
-          <w:i/>
-          <w:iCs/>
-          <w:sz w:val="20"/>
-          <w:szCs w:val="20"/>
-          <w:lang w:val="es-MX"/>
-        </w:rPr>
-        <w:t xml:space="preserve"/>
-      </w:r>
-      <w:r>
-        <w:rPr>
-          <w:rFonts w:ascii="Arial" w:eastAsiaTheme="majorEastAsia" w:hAnsi="Arial" w:cs="Arial"/>
-          <w:bCs/>
-          <w:i/>
-          <w:iCs/>
-          <w:sz w:val="20"/>
-          <w:szCs w:val="20"/>
-          <w:lang w:val="es-MX"/>
-        </w:rPr>
-        <w:t/>
-      </w:r>
-      <w:r>
-        <w:rPr>
-          <w:rFonts w:ascii="Arial" w:eastAsiaTheme="majorEastAsia" w:hAnsi="Arial" w:cs="Arial"/>
-          <w:bCs/>
-          <w:i/>
-          <w:iCs/>
-          <w:sz w:val="20"/>
-          <w:szCs w:val="20"/>
-          <w:lang w:val="es-MX"/>
-        </w:rPr>
-        <w:t xml:space="preserve"/>
-      </w:r>
     </w:p>
     <w:p>
       <w:pPr>
@@ -2470,18 +1953,6 @@
           <w:lang w:val="es-MX"/>
         </w:rPr>
         <w:t>e. Los cierres deben reflejar las operaciones y pendientes del periodo.</w:t>
-      </w:r>
-      <w:r>
-        <w:rPr>
-          <w:rFonts w:ascii="Arial" w:eastAsiaTheme="majorEastAsia" w:hAnsi="Arial" w:cs="Arial"/>
-          <w:bCs/>
-          <w:i/>
-          <w:iCs/>
-          <w:sz w:val="20"/>
-          <w:szCs w:val="20"/>
-          <w:lang w:val="es-MX"/>
-        </w:rPr>
-        <w:t/>
       </w:r>
     </w:p>
     <w:p>
@@ -2572,7 +2043,7 @@
     </w:p>
     <w:tbl>
       <w:tblPr>
-        <w:tblStyle w:val="Tablaconcuadrcula1clara"/>
+        <w:tblStyle w:val="Tabladecuadrcula1clara"/>
         <w:tblpPr w:leftFromText="141" w:rightFromText="141" w:vertAnchor="text" w:horzAnchor="margin" w:tblpXSpec="center" w:tblpY="109"/>
         <w:tblW w:w="11052" w:type="dxa"/>
         <w:tblLayout w:type="fixed"/>
@@ -2631,18 +2102,6 @@
               </w:rPr>
               <w:t>Fecha Recepción:</w:t>
             </w:r>
-            <w:r>
-              <w:rPr>
-                <w:rFonts w:ascii="Arial" w:hAnsi="Arial" w:cs="Arial"/>
-              </w:rPr>
-              <w:t xml:space="preserve"/>
-            </w:r>
-            <w:r>
-              <w:rPr>
-                <w:rFonts w:ascii="Arial" w:hAnsi="Arial" w:cs="Arial"/>
-              </w:rPr>
-              <w:t xml:space="preserve"/>
-            </w:r>
           </w:p>
         </w:tc>
       </w:tr>
@@ -2670,40 +2129,19 @@
               <w:rPr>
                 <w:rFonts w:ascii="Arial" w:hAnsi="Arial" w:cs="Arial"/>
               </w:rPr>
-              <w:t>Responsable de la Evaluación: [Nombre del responsable]</w:t>
+              <w:t>Responsable de la Evaluación: [</w:t>
             </w:r>
             <w:r>
               <w:rPr>
                 <w:rFonts w:ascii="Arial" w:hAnsi="Arial" w:cs="Arial"/>
               </w:rPr>
-              <w:t xml:space="preserve"/>
+              <w:t xml:space="preserve">                                   </w:t>
             </w:r>
             <w:r>
               <w:rPr>
                 <w:rFonts w:ascii="Arial" w:hAnsi="Arial" w:cs="Arial"/>
-                <w:b w:val="0"/>
-                <w:color w:val="A6A6A6" w:themeColor="background1" w:themeShade="A6"/>
-                <w:lang w:val="es-ES_tradnl"/>
               </w:rPr>
-              <w:t xml:space="preserve"/>
-            </w:r>
-            <w:r>
-              <w:rPr>
-                <w:rFonts w:ascii="Arial" w:hAnsi="Arial" w:cs="Arial"/>
-                <w:b w:val="0"/>
-                <w:color w:val="A6A6A6" w:themeColor="background1" w:themeShade="A6"/>
-                <w:lang w:val="es-ES_tradnl"/>
-              </w:rPr>
-              <w:t/>
-            </w:r>
-            <w:r>
-              <w:rPr>
-                <w:rFonts w:ascii="Arial" w:hAnsi="Arial" w:cs="Arial"/>
-                <w:b w:val="0"/>
-                <w:color w:val="A6A6A6" w:themeColor="background1" w:themeShade="A6"/>
-                <w:lang w:val="es-ES_tradnl"/>
-              </w:rPr>
-              <w:t/>
+              <w:t>]</w:t>
             </w:r>
           </w:p>
         </w:tc>
@@ -2731,24 +2169,6 @@
               </w:rPr>
               <w:t>Evaluación del Requerimiento Atendido: [Marque con una X] / [  ] Aceptado   [  ] Rechazado</w:t>
             </w:r>
-            <w:r>
-              <w:rPr>
-                <w:rFonts w:ascii="Arial" w:hAnsi="Arial" w:cs="Arial"/>
-                <w:b w:val="0"/>
-                <w:color w:val="A6A6A6" w:themeColor="background1" w:themeShade="A6"/>
-                <w:lang w:val="es-ES_tradnl"/>
-              </w:rPr>
-              <w:t/>
-            </w:r>
-            <w:r>
-              <w:rPr>
-                <w:rFonts w:ascii="Arial" w:hAnsi="Arial" w:cs="Arial"/>
-                <w:b w:val="0"/>
-                <w:color w:val="A6A6A6" w:themeColor="background1" w:themeShade="A6"/>
-                <w:lang w:val="es-ES_tradnl"/>
-              </w:rPr>
-              <w:t/>
-            </w:r>
           </w:p>
           <w:p>
             <w:pPr>
@@ -2760,70 +2180,6 @@
                 <w:bCs w:val="0"/>
               </w:rPr>
             </w:pPr>
-            <w:r>
-              <w:rPr>
-                <w:rFonts w:ascii="Arial" w:hAnsi="Arial" w:cs="Arial"/>
-                <w:b w:val="0"/>
-                <w:bCs w:val="0"/>
-              </w:rPr>
-              <w:t xml:space="preserve"/>
-            </w:r>
-            <w:r>
-              <w:rPr>
-                <w:rFonts w:ascii="Arial" w:hAnsi="Arial" w:cs="Arial"/>
-                <w:b w:val="0"/>
-                <w:bCs w:val="0"/>
-              </w:rPr>
-              <w:t/>
-            </w:r>
-            <w:r>
-              <w:rPr>
-                <w:rFonts w:ascii="Arial" w:hAnsi="Arial" w:cs="Arial"/>
-                <w:b w:val="0"/>
-                <w:bCs w:val="0"/>
-              </w:rPr>
-              <w:t xml:space="preserve"/>
-            </w:r>
-            <w:r>
-              <w:rPr>
-                <w:rFonts w:ascii="Arial" w:hAnsi="Arial" w:cs="Arial"/>
-                <w:b w:val="0"/>
-                <w:bCs w:val="0"/>
-              </w:rPr>
-              <w:t xml:space="preserve"/>
-            </w:r>
-            <w:r>
-              <w:rPr>
-                <w:rFonts w:ascii="Arial" w:hAnsi="Arial" w:cs="Arial"/>
-                <w:b w:val="0"/>
-                <w:bCs w:val="0"/>
-              </w:rPr>
-              <w:t xml:space="preserve"/>
-            </w:r>
-            <w:r>
-              <w:rPr>
-                <w:rFonts w:ascii="Arial" w:hAnsi="Arial" w:cs="Arial"/>
-                <w:b w:val="0"/>
-                <w:bCs w:val="0"/>
-              </w:rPr>
-              <w:t xml:space="preserve"/>
-            </w:r>
-            <w:r>
-              <w:rPr>
-                <w:rFonts w:ascii="Arial" w:hAnsi="Arial" w:cs="Arial"/>
-                <w:b w:val="0"/>
-                <w:bCs w:val="0"/>
-              </w:rPr>
-              <w:t xml:space="preserve"/>
-            </w:r>
-            <w:r>
-              <w:rPr>
-                <w:rFonts w:ascii="Arial" w:hAnsi="Arial" w:cs="Arial"/>
-                <w:b w:val="0"/>
-                <w:bCs w:val="0"/>
-              </w:rPr>
-              <w:t/>
-            </w:r>
           </w:p>
         </w:tc>
       </w:tr>
@@ -2908,127 +2264,14 @@
     <w:p>
       <w:pPr>
         <w:rPr>
-          <w:rFonts w:ascii="Arial" w:hAnsi="Arial" w:cs="Arial"/>
-          <w:sz w:val="4"/>
-          <w:szCs w:val="4"/>
-        </w:rPr>
-      </w:pPr>
-    </w:p>
-    <w:p>
-      <w:pPr>
-        <w:rPr>
-          <w:rFonts w:ascii="Arial" w:hAnsi="Arial" w:cs="Arial"/>
-          <w:sz w:val="4"/>
-          <w:szCs w:val="4"/>
-        </w:rPr>
-      </w:pPr>
-    </w:p>
-    <w:p>
-      <w:pPr>
-        <w:rPr>
-          <w:rFonts w:ascii="Arial" w:hAnsi="Arial" w:cs="Arial"/>
-          <w:sz w:val="4"/>
-          <w:szCs w:val="4"/>
-        </w:rPr>
-      </w:pPr>
-    </w:p>
-    <w:p>
-      <w:pPr>
-        <w:rPr>
-          <w:rFonts w:ascii="Arial" w:hAnsi="Arial" w:cs="Arial"/>
-          <w:sz w:val="4"/>
-          <w:szCs w:val="4"/>
-        </w:rPr>
-      </w:pPr>
-    </w:p>
-    <w:p>
-      <w:pPr>
-        <w:rPr>
-          <w:rFonts w:ascii="Arial" w:hAnsi="Arial" w:cs="Arial"/>
-          <w:sz w:val="4"/>
-          <w:szCs w:val="4"/>
-        </w:rPr>
-      </w:pPr>
-    </w:p>
-    <w:p>
-      <w:pPr>
-        <w:jc w:val="both"/>
-        <w:rPr>
-          <w:rFonts w:ascii="Arial" w:hAnsi="Arial" w:cs="Arial"/>
-          <w:color w:val="A6A6A6" w:themeColor="background1" w:themeShade="A6"/>
-        </w:rPr>
-      </w:pPr>
-    </w:p>
-    <w:p>
-      <w:pPr>
-        <w:ind w:left="360"/>
-        <w:jc w:val="both"/>
-        <w:rPr>
-          <w:rFonts w:ascii="Arial" w:hAnsi="Arial" w:cs="Arial"/>
-          <w:color w:val="A6A6A6" w:themeColor="background1" w:themeShade="A6"/>
-        </w:rPr>
-      </w:pPr>
-    </w:p>
-    <w:p>
-      <w:pPr>
-        <w:ind w:left="360"/>
-        <w:jc w:val="both"/>
-        <w:rPr>
-          <w:rFonts w:ascii="Arial" w:hAnsi="Arial" w:cs="Arial"/>
-          <w:color w:val="A6A6A6" w:themeColor="background1" w:themeShade="A6"/>
-        </w:rPr>
-      </w:pPr>
-    </w:p>
-    <w:p>
-      <w:pPr>
-        <w:ind w:left="360"/>
-        <w:jc w:val="both"/>
-        <w:rPr>
-          <w:rFonts w:ascii="Arial" w:hAnsi="Arial" w:cs="Arial"/>
-          <w:color w:val="A6A6A6" w:themeColor="background1" w:themeShade="A6"/>
-        </w:rPr>
-      </w:pPr>
-    </w:p>
-    <w:p>
-      <w:pPr>
-        <w:ind w:left="360"/>
-        <w:jc w:val="both"/>
-        <w:rPr>
-          <w:rFonts w:ascii="Arial" w:hAnsi="Arial" w:cs="Arial"/>
-          <w:color w:val="A6A6A6" w:themeColor="background1" w:themeShade="A6"/>
-        </w:rPr>
-      </w:pPr>
-    </w:p>
-    <w:p>
-      <w:pPr>
-        <w:ind w:left="360"/>
-        <w:jc w:val="both"/>
-        <w:rPr>
-          <w:rFonts w:ascii="Arial" w:hAnsi="Arial" w:cs="Arial"/>
-          <w:color w:val="A6A6A6" w:themeColor="background1" w:themeShade="A6"/>
-        </w:rPr>
-      </w:pPr>
-    </w:p>
-    <w:p>
-      <w:pPr>
-        <w:ind w:left="360"/>
-        <w:jc w:val="both"/>
-        <w:rPr>
-          <w:rFonts w:ascii="Arial" w:hAnsi="Arial" w:cs="Arial"/>
-          <w:color w:val="A6A6A6" w:themeColor="background1" w:themeShade="A6"/>
-        </w:rPr>
-      </w:pPr>
-    </w:p>
-    <w:bookmarkEnd w:id="0"/>
-    <w:p>
-      <w:pPr>
-        <w:jc w:val="center"/>
-        <w:rPr>
           <w:rFonts w:asciiTheme="majorHAnsi" w:eastAsiaTheme="minorEastAsia" w:hAnsiTheme="majorHAnsi" w:cstheme="majorHAnsi"/>
           <w:b/>
           <w:lang w:val="es-ES_tradnl"/>
         </w:rPr>
       </w:pPr>
+      <w:bookmarkStart w:id="1" w:name="_GoBack"/>
+      <w:bookmarkEnd w:id="0"/>
+      <w:bookmarkEnd w:id="1"/>
     </w:p>
     <w:sectPr>
       <w:headerReference w:type="default" r:id="rId8"/>
@@ -3043,7 +2286,7 @@
 </file>
 
 <file path=word/endnotes.xml><?xml version="1.0" encoding="utf-8"?>
-<w:endnotes xmlns:wpc="http://schemas.microsoft.com/office/word/2010/wordprocessingCanvas" xmlns:cx="http://schemas.microsoft.com/office/drawing/2014/chartex" xmlns:cx1="http://schemas.microsoft.com/office/drawing/2015/9/8/chartex" xmlns:cx2="http://schemas.microsoft.com/office/drawing/2015/10/21/chartex" xmlns:cx3="http://schemas.microsoft.com/office/drawing/2016/5/9/chartex" xmlns:cx4="http://schemas.microsoft.com/office/drawing/2016/5/10/chartex" xmlns:cx5="http://schemas.microsoft.com/office/drawing/2016/5/11/chartex" xmlns:cx6="http://schemas.microsoft.com/office/drawing/2016/5/12/chartex" xmlns:cx7="http://schemas.microsoft.com/office/drawing/2016/5/13/chartex" xmlns:cx8="http://schemas.microsoft.com/office/drawing/2016/5/14/chartex" xmlns:mc="http://schemas.openxmlformats.org/markup-compatibility/2006" xmlns:aink="http://schemas.microsoft.com/office/drawing/2016/ink" xmlns:am3d="http://schemas.microsoft.com/office/drawing/2017/model3d" xmlns:o="urn:schemas-microsoft-com:office:office" xmlns:r="http://schemas.openxmlformats.org/officeDocument/2006/relationships" xmlns:m="http://schemas.openxmlformats.org/officeDocument/2006/math" xmlns:v="urn:schemas-microsoft-com:vml" xmlns:wp14="http://schemas.microsoft.com/office/word/2010/wordprocessingDrawing" xmlns:wp="http://schemas.openxmlformats.org/drawingml/2006/wordprocessingDrawing" xmlns:w10="urn:schemas-microsoft-com:office:word" xmlns:w="http://schemas.openxmlformats.org/wordprocessingml/2006/main" xmlns:w14="http://schemas.microsoft.com/office/word/2010/wordml" xmlns:w15="http://schemas.microsoft.com/office/word/2012/wordml" xmlns:w16cex="http://schemas.microsoft.com/office/word/2018/wordml/cex" xmlns:w16cid="http://schemas.microsoft.com/office/word/2016/wordml/cid" xmlns:w16="http://schemas.microsoft.com/office/word/2018/wordml" xmlns:w16sdtdh="http://schemas.microsoft.com/office/word/2020/wordml/sdtdatahash" xmlns:w16se="http://schemas.microsoft.com/office/word/2015/wordml/symex" xmlns:wpg="http://schemas.microsoft.com/office/word/2010/wordprocessingGroup" xmlns:wpi="http://schemas.microsoft.com/office/word/2010/wordprocessingInk" xmlns:wne="http://schemas.microsoft.com/office/word/2006/wordml" xmlns:wps="http://schemas.microsoft.com/office/word/2010/wordprocessingShape" mc:Ignorable="w14 w15 w16se w16cid w16 w16cex w16sdtdh wp14">
+<w:endnotes xmlns:wpc="http://schemas.microsoft.com/office/word/2010/wordprocessingCanvas" xmlns:cx="http://schemas.microsoft.com/office/drawing/2014/chartex" xmlns:mc="http://schemas.openxmlformats.org/markup-compatibility/2006" xmlns:o="urn:schemas-microsoft-com:office:office" xmlns:r="http://schemas.openxmlformats.org/officeDocument/2006/relationships" xmlns:m="http://schemas.openxmlformats.org/officeDocument/2006/math" xmlns:v="urn:schemas-microsoft-com:vml" xmlns:wp14="http://schemas.microsoft.com/office/word/2010/wordprocessingDrawing" xmlns:wp="http://schemas.openxmlformats.org/drawingml/2006/wordprocessingDrawing" xmlns:w10="urn:schemas-microsoft-com:office:word" xmlns:w="http://schemas.openxmlformats.org/wordprocessingml/2006/main" xmlns:w14="http://schemas.microsoft.com/office/word/2010/wordml" xmlns:w15="http://schemas.microsoft.com/office/word/2012/wordml" xmlns:w16se="http://schemas.microsoft.com/office/word/2015/wordml/symex" xmlns:wpg="http://schemas.microsoft.com/office/word/2010/wordprocessingGroup" xmlns:wpi="http://schemas.microsoft.com/office/word/2010/wordprocessingInk" xmlns:wne="http://schemas.microsoft.com/office/word/2006/wordml" xmlns:wps="http://schemas.microsoft.com/office/word/2010/wordprocessingShape" mc:Ignorable="w14 w15 w16se wp14">
   <w:endnote w:type="separator" w:id="-1">
     <w:p>
       <w:pPr>
@@ -3068,7 +2311,7 @@
 </file>
 
 <file path=word/footer1.xml><?xml version="1.0" encoding="utf-8"?>
-<w:ftr xmlns:wpc="http://schemas.microsoft.com/office/word/2010/wordprocessingCanvas" xmlns:cx="http://schemas.microsoft.com/office/drawing/2014/chartex" xmlns:cx1="http://schemas.microsoft.com/office/drawing/2015/9/8/chartex" xmlns:cx2="http://schemas.microsoft.com/office/drawing/2015/10/21/chartex" xmlns:cx3="http://schemas.microsoft.com/office/drawing/2016/5/9/chartex" xmlns:cx4="http://schemas.microsoft.com/office/drawing/2016/5/10/chartex" xmlns:cx5="http://schemas.microsoft.com/office/drawing/2016/5/11/chartex" xmlns:cx6="http://schemas.microsoft.com/office/drawing/2016/5/12/chartex" xmlns:cx7="http://schemas.microsoft.com/office/drawing/2016/5/13/chartex" xmlns:cx8="http://schemas.microsoft.com/office/drawing/2016/5/14/chartex" xmlns:mc="http://schemas.openxmlformats.org/markup-compatibility/2006" xmlns:aink="http://schemas.microsoft.com/office/drawing/2016/ink" xmlns:am3d="http://schemas.microsoft.com/office/drawing/2017/model3d" xmlns:o="urn:schemas-microsoft-com:office:office" xmlns:r="http://schemas.openxmlformats.org/officeDocument/2006/relationships" xmlns:m="http://schemas.openxmlformats.org/officeDocument/2006/math" xmlns:v="urn:schemas-microsoft-com:vml" xmlns:wp14="http://schemas.microsoft.com/office/word/2010/wordprocessingDrawing" xmlns:wp="http://schemas.openxmlformats.org/drawingml/2006/wordprocessingDrawing" xmlns:w10="urn:schemas-microsoft-com:office:word" xmlns:w="http://schemas.openxmlformats.org/wordprocessingml/2006/main" xmlns:w14="http://schemas.microsoft.com/office/word/2010/wordml" xmlns:w15="http://schemas.microsoft.com/office/word/2012/wordml" xmlns:w16cex="http://schemas.microsoft.com/office/word/2018/wordml/cex" xmlns:w16cid="http://schemas.microsoft.com/office/word/2016/wordml/cid" xmlns:w16="http://schemas.microsoft.com/office/word/2018/wordml" xmlns:w16sdtdh="http://schemas.microsoft.com/office/word/2020/wordml/sdtdatahash" xmlns:w16se="http://schemas.microsoft.com/office/word/2015/wordml/symex" xmlns:wpg="http://schemas.microsoft.com/office/word/2010/wordprocessingGroup" xmlns:wpi="http://schemas.microsoft.com/office/word/2010/wordprocessingInk" xmlns:wne="http://schemas.microsoft.com/office/word/2006/wordml" xmlns:wps="http://schemas.microsoft.com/office/word/2010/wordprocessingShape" mc:Ignorable="w14 w15 w16se w16cid w16 w16cex w16sdtdh wp14">
+<w:ftr xmlns:wpc="http://schemas.microsoft.com/office/word/2010/wordprocessingCanvas" xmlns:cx="http://schemas.microsoft.com/office/drawing/2014/chartex" xmlns:mc="http://schemas.openxmlformats.org/markup-compatibility/2006" xmlns:o="urn:schemas-microsoft-com:office:office" xmlns:r="http://schemas.openxmlformats.org/officeDocument/2006/relationships" xmlns:m="http://schemas.openxmlformats.org/officeDocument/2006/math" xmlns:v="urn:schemas-microsoft-com:vml" xmlns:wp14="http://schemas.microsoft.com/office/word/2010/wordprocessingDrawing" xmlns:wp="http://schemas.openxmlformats.org/drawingml/2006/wordprocessingDrawing" xmlns:w10="urn:schemas-microsoft-com:office:word" xmlns:w="http://schemas.openxmlformats.org/wordprocessingml/2006/main" xmlns:w14="http://schemas.microsoft.com/office/word/2010/wordml" xmlns:w15="http://schemas.microsoft.com/office/word/2012/wordml" xmlns:w16se="http://schemas.microsoft.com/office/word/2015/wordml/symex" xmlns:wpg="http://schemas.microsoft.com/office/word/2010/wordprocessingGroup" xmlns:wpi="http://schemas.microsoft.com/office/word/2010/wordprocessingInk" xmlns:wne="http://schemas.microsoft.com/office/word/2006/wordml" xmlns:wps="http://schemas.microsoft.com/office/word/2010/wordprocessingShape" mc:Ignorable="w14 w15 w16se wp14">
   <w:sdt>
     <w:sdtPr>
       <w:id w:val="-635575977"/>
@@ -3098,7 +2341,7 @@
             <w:noProof/>
             <w:lang w:val="es-ES"/>
           </w:rPr>
-          <w:t>2</w:t>
+          <w:t>4</w:t>
         </w:r>
         <w:r>
           <w:fldChar w:fldCharType="end"/>
@@ -3108,7 +2351,7 @@
   </w:sdt>
   <w:tbl>
     <w:tblPr>
-      <w:tblStyle w:val="Tablaconcuadrculaclara"/>
+      <w:tblStyle w:val="Cuadrculadetablaclara"/>
       <w:tblW w:w="8897" w:type="dxa"/>
       <w:tblLayout w:type="fixed"/>
       <w:tblLook w:val="0000" w:firstRow="0" w:lastRow="0" w:firstColumn="0" w:lastColumn="0" w:noHBand="0" w:noVBand="0"/>
@@ -3326,7 +2569,7 @@
 </file>
 
 <file path=word/footnotes.xml><?xml version="1.0" encoding="utf-8"?>
-<w:footnotes xmlns:wpc="http://schemas.microsoft.com/office/word/2010/wordprocessingCanvas" xmlns:cx="http://schemas.microsoft.com/office/drawing/2014/chartex" xmlns:cx1="http://schemas.microsoft.com/office/drawing/2015/9/8/chartex" xmlns:cx2="http://schemas.microsoft.com/office/drawing/2015/10/21/chartex" xmlns:cx3="http://schemas.microsoft.com/office/drawing/2016/5/9/chartex" xmlns:cx4="http://schemas.microsoft.com/office/drawing/2016/5/10/chartex" xmlns:cx5="http://schemas.microsoft.com/office/drawing/2016/5/11/chartex" xmlns:cx6="http://schemas.microsoft.com/office/drawing/2016/5/12/chartex" xmlns:cx7="http://schemas.microsoft.com/office/drawing/2016/5/13/chartex" xmlns:cx8="http://schemas.microsoft.com/office/drawing/2016/5/14/chartex" xmlns:mc="http://schemas.openxmlformats.org/markup-compatibility/2006" xmlns:aink="http://schemas.microsoft.com/office/drawing/2016/ink" xmlns:am3d="http://schemas.microsoft.com/office/drawing/2017/model3d" xmlns:o="urn:schemas-microsoft-com:office:office" xmlns:r="http://schemas.openxmlformats.org/officeDocument/2006/relationships" xmlns:m="http://schemas.openxmlformats.org/officeDocument/2006/math" xmlns:v="urn:schemas-microsoft-com:vml" xmlns:wp14="http://schemas.microsoft.com/office/word/2010/wordprocessingDrawing" xmlns:wp="http://schemas.openxmlformats.org/drawingml/2006/wordprocessingDrawing" xmlns:w10="urn:schemas-microsoft-com:office:word" xmlns:w="http://schemas.openxmlformats.org/wordprocessingml/2006/main" xmlns:w14="http://schemas.microsoft.com/office/word/2010/wordml" xmlns:w15="http://schemas.microsoft.com/office/word/2012/wordml" xmlns:w16cex="http://schemas.microsoft.com/office/word/2018/wordml/cex" xmlns:w16cid="http://schemas.microsoft.com/office/word/2016/wordml/cid" xmlns:w16="http://schemas.microsoft.com/office/word/2018/wordml" xmlns:w16sdtdh="http://schemas.microsoft.com/office/word/2020/wordml/sdtdatahash" xmlns:w16se="http://schemas.microsoft.com/office/word/2015/wordml/symex" xmlns:wpg="http://schemas.microsoft.com/office/word/2010/wordprocessingGroup" xmlns:wpi="http://schemas.microsoft.com/office/word/2010/wordprocessingInk" xmlns:wne="http://schemas.microsoft.com/office/word/2006/wordml" xmlns:wps="http://schemas.microsoft.com/office/word/2010/wordprocessingShape" mc:Ignorable="w14 w15 w16se w16cid w16 w16cex w16sdtdh wp14">
+<w:footnotes xmlns:wpc="http://schemas.microsoft.com/office/word/2010/wordprocessingCanvas" xmlns:cx="http://schemas.microsoft.com/office/drawing/2014/chartex" xmlns:mc="http://schemas.openxmlformats.org/markup-compatibility/2006" xmlns:o="urn:schemas-microsoft-com:office:office" xmlns:r="http://schemas.openxmlformats.org/officeDocument/2006/relationships" xmlns:m="http://schemas.openxmlformats.org/officeDocument/2006/math" xmlns:v="urn:schemas-microsoft-com:vml" xmlns:wp14="http://schemas.microsoft.com/office/word/2010/wordprocessingDrawing" xmlns:wp="http://schemas.openxmlformats.org/drawingml/2006/wordprocessingDrawing" xmlns:w10="urn:schemas-microsoft-com:office:word" xmlns:w="http://schemas.openxmlformats.org/wordprocessingml/2006/main" xmlns:w14="http://schemas.microsoft.com/office/word/2010/wordml" xmlns:w15="http://schemas.microsoft.com/office/word/2012/wordml" xmlns:w16se="http://schemas.microsoft.com/office/word/2015/wordml/symex" xmlns:wpg="http://schemas.microsoft.com/office/word/2010/wordprocessingGroup" xmlns:wpi="http://schemas.microsoft.com/office/word/2010/wordprocessingInk" xmlns:wne="http://schemas.microsoft.com/office/word/2006/wordml" xmlns:wps="http://schemas.microsoft.com/office/word/2010/wordprocessingShape" mc:Ignorable="w14 w15 w16se wp14">
   <w:footnote w:type="separator" w:id="-1">
     <w:p>
       <w:pPr>
@@ -3351,7 +2594,7 @@
 </file>
 
 <file path=word/header1.xml><?xml version="1.0" encoding="utf-8"?>
-<w:hdr xmlns:wpc="http://schemas.microsoft.com/office/word/2010/wordprocessingCanvas" xmlns:cx="http://schemas.microsoft.com/office/drawing/2014/chartex" xmlns:cx1="http://schemas.microsoft.com/office/drawing/2015/9/8/chartex" xmlns:cx2="http://schemas.microsoft.com/office/drawing/2015/10/21/chartex" xmlns:cx3="http://schemas.microsoft.com/office/drawing/2016/5/9/chartex" xmlns:cx4="http://schemas.microsoft.com/office/drawing/2016/5/10/chartex" xmlns:cx5="http://schemas.microsoft.com/office/drawing/2016/5/11/chartex" xmlns:cx6="http://schemas.microsoft.com/office/drawing/2016/5/12/chartex" xmlns:cx7="http://schemas.microsoft.com/office/drawing/2016/5/13/chartex" xmlns:cx8="http://schemas.microsoft.com/office/drawing/2016/5/14/chartex" xmlns:mc="http://schemas.openxmlformats.org/markup-compatibility/2006" xmlns:aink="http://schemas.microsoft.com/office/drawing/2016/ink" xmlns:am3d="http://schemas.microsoft.com/office/drawing/2017/model3d" xmlns:o="urn:schemas-microsoft-com:office:office" xmlns:r="http://schemas.openxmlformats.org/officeDocument/2006/relationships" xmlns:m="http://schemas.openxmlformats.org/officeDocument/2006/math" xmlns:v="urn:schemas-microsoft-com:vml" xmlns:wp14="http://schemas.microsoft.com/office/word/2010/wordprocessingDrawing" xmlns:wp="http://schemas.openxmlformats.org/drawingml/2006/wordprocessingDrawing" xmlns:w10="urn:schemas-microsoft-com:office:word" xmlns:w="http://schemas.openxmlformats.org/wordprocessingml/2006/main" xmlns:w14="http://schemas.microsoft.com/office/word/2010/wordml" xmlns:w15="http://schemas.microsoft.com/office/word/2012/wordml" xmlns:w16cex="http://schemas.microsoft.com/office/word/2018/wordml/cex" xmlns:w16cid="http://schemas.microsoft.com/office/word/2016/wordml/cid" xmlns:w16="http://schemas.microsoft.com/office/word/2018/wordml" xmlns:w16sdtdh="http://schemas.microsoft.com/office/word/2020/wordml/sdtdatahash" xmlns:w16se="http://schemas.microsoft.com/office/word/2015/wordml/symex" xmlns:wpg="http://schemas.microsoft.com/office/word/2010/wordprocessingGroup" xmlns:wpi="http://schemas.microsoft.com/office/word/2010/wordprocessingInk" xmlns:wne="http://schemas.microsoft.com/office/word/2006/wordml" xmlns:wps="http://schemas.microsoft.com/office/word/2010/wordprocessingShape" mc:Ignorable="w14 w15 w16se w16cid w16 w16cex w16sdtdh wp14">
+<w:hdr xmlns:wpc="http://schemas.microsoft.com/office/word/2010/wordprocessingCanvas" xmlns:cx="http://schemas.microsoft.com/office/drawing/2014/chartex" xmlns:mc="http://schemas.openxmlformats.org/markup-compatibility/2006" xmlns:o="urn:schemas-microsoft-com:office:office" xmlns:r="http://schemas.openxmlformats.org/officeDocument/2006/relationships" xmlns:m="http://schemas.openxmlformats.org/officeDocument/2006/math" xmlns:v="urn:schemas-microsoft-com:vml" xmlns:wp14="http://schemas.microsoft.com/office/word/2010/wordprocessingDrawing" xmlns:wp="http://schemas.openxmlformats.org/drawingml/2006/wordprocessingDrawing" xmlns:w10="urn:schemas-microsoft-com:office:word" xmlns:w="http://schemas.openxmlformats.org/wordprocessingml/2006/main" xmlns:w14="http://schemas.microsoft.com/office/word/2010/wordml" xmlns:w15="http://schemas.microsoft.com/office/word/2012/wordml" xmlns:w16se="http://schemas.microsoft.com/office/word/2015/wordml/symex" xmlns:wpg="http://schemas.microsoft.com/office/word/2010/wordprocessingGroup" xmlns:wpi="http://schemas.microsoft.com/office/word/2010/wordprocessingInk" xmlns:wne="http://schemas.microsoft.com/office/word/2006/wordml" xmlns:wps="http://schemas.microsoft.com/office/word/2010/wordprocessingShape" mc:Ignorable="w14 w15 w16se wp14">
   <w:p>
     <w:pPr>
       <w:pStyle w:val="Encabezado"/>
@@ -3545,7 +2788,7 @@
             </wp:anchor>
           </w:drawing>
         </mc:Choice>
-        <mc:Fallback>
+        <mc:Fallback xmlns:w16sdtdh="http://schemas.microsoft.com/office/word/2020/wordml/sdtdatahash" xmlns:w16="http://schemas.microsoft.com/office/word/2018/wordml" xmlns:w16cid="http://schemas.microsoft.com/office/word/2016/wordml/cid" xmlns:w16cex="http://schemas.microsoft.com/office/word/2018/wordml/cex" xmlns:am3d="http://schemas.microsoft.com/office/drawing/2017/model3d" xmlns:aink="http://schemas.microsoft.com/office/drawing/2016/ink" xmlns:cx8="http://schemas.microsoft.com/office/drawing/2016/5/14/chartex" xmlns:cx7="http://schemas.microsoft.com/office/drawing/2016/5/13/chartex" xmlns:cx6="http://schemas.microsoft.com/office/drawing/2016/5/12/chartex" xmlns:cx5="http://schemas.microsoft.com/office/drawing/2016/5/11/chartex" xmlns:cx4="http://schemas.microsoft.com/office/drawing/2016/5/10/chartex" xmlns:cx3="http://schemas.microsoft.com/office/drawing/2016/5/9/chartex" xmlns:cx2="http://schemas.microsoft.com/office/drawing/2015/10/21/chartex" xmlns:cx1="http://schemas.microsoft.com/office/drawing/2015/9/8/chartex">
           <w:pict>
             <v:shapetype w14:anchorId="2BD9907E" id="_x0000_t202" coordsize="21600,21600" o:spt="202" path="m,l,21600r21600,l21600,xe">
               <v:stroke joinstyle="miter"/>
@@ -3621,7 +2864,7 @@
 </file>
 
 <file path=word/numbering.xml><?xml version="1.0" encoding="utf-8"?>
-<w:numbering xmlns:wpc="http://schemas.microsoft.com/office/word/2010/wordprocessingCanvas" xmlns:cx="http://schemas.microsoft.com/office/drawing/2014/chartex" xmlns:cx1="http://schemas.microsoft.com/office/drawing/2015/9/8/chartex" xmlns:cx2="http://schemas.microsoft.com/office/drawing/2015/10/21/chartex" xmlns:cx3="http://schemas.microsoft.com/office/drawing/2016/5/9/chartex" xmlns:cx4="http://schemas.microsoft.com/office/drawing/2016/5/10/chartex" xmlns:cx5="http://schemas.microsoft.com/office/drawing/2016/5/11/chartex" xmlns:cx6="http://schemas.microsoft.com/office/drawing/2016/5/12/chartex" xmlns:cx7="http://schemas.microsoft.com/office/drawing/2016/5/13/chartex" xmlns:cx8="http://schemas.microsoft.com/office/drawing/2016/5/14/chartex" xmlns:mc="http://schemas.openxmlformats.org/markup-compatibility/2006" xmlns:aink="http://schemas.microsoft.com/office/drawing/2016/ink" xmlns:am3d="http://schemas.microsoft.com/office/drawing/2017/model3d" xmlns:o="urn:schemas-microsoft-com:office:office" xmlns:r="http://schemas.openxmlformats.org/officeDocument/2006/relationships" xmlns:m="http://schemas.openxmlformats.org/officeDocument/2006/math" xmlns:v="urn:schemas-microsoft-com:vml" xmlns:wp14="http://schemas.microsoft.com/office/word/2010/wordprocessingDrawing" xmlns:wp="http://schemas.openxmlformats.org/drawingml/2006/wordprocessingDrawing" xmlns:w10="urn:schemas-microsoft-com:office:word" xmlns:w="http://schemas.openxmlformats.org/wordprocessingml/2006/main" xmlns:w14="http://schemas.microsoft.com/office/word/2010/wordml" xmlns:w15="http://schemas.microsoft.com/office/word/2012/wordml" xmlns:w16cex="http://schemas.microsoft.com/office/word/2018/wordml/cex" xmlns:w16cid="http://schemas.microsoft.com/office/word/2016/wordml/cid" xmlns:w16="http://schemas.microsoft.com/office/word/2018/wordml" xmlns:w16sdtdh="http://schemas.microsoft.com/office/word/2020/wordml/sdtdatahash" xmlns:w16se="http://schemas.microsoft.com/office/word/2015/wordml/symex" xmlns:wpg="http://schemas.microsoft.com/office/word/2010/wordprocessingGroup" xmlns:wpi="http://schemas.microsoft.com/office/word/2010/wordprocessingInk" xmlns:wne="http://schemas.microsoft.com/office/word/2006/wordml" xmlns:wps="http://schemas.microsoft.com/office/word/2010/wordprocessingShape" mc:Ignorable="w14 w15 w16se w16cid w16 w16cex w16sdtdh wp14">
+<w:numbering xmlns:wpc="http://schemas.microsoft.com/office/word/2010/wordprocessingCanvas" xmlns:cx="http://schemas.microsoft.com/office/drawing/2014/chartex" xmlns:mc="http://schemas.openxmlformats.org/markup-compatibility/2006" xmlns:o="urn:schemas-microsoft-com:office:office" xmlns:r="http://schemas.openxmlformats.org/officeDocument/2006/relationships" xmlns:m="http://schemas.openxmlformats.org/officeDocument/2006/math" xmlns:v="urn:schemas-microsoft-com:vml" xmlns:wp14="http://schemas.microsoft.com/office/word/2010/wordprocessingDrawing" xmlns:wp="http://schemas.openxmlformats.org/drawingml/2006/wordprocessingDrawing" xmlns:w10="urn:schemas-microsoft-com:office:word" xmlns:w="http://schemas.openxmlformats.org/wordprocessingml/2006/main" xmlns:w14="http://schemas.microsoft.com/office/word/2010/wordml" xmlns:w15="http://schemas.microsoft.com/office/word/2012/wordml" xmlns:w16se="http://schemas.microsoft.com/office/word/2015/wordml/symex" xmlns:wpg="http://schemas.microsoft.com/office/word/2010/wordprocessingGroup" xmlns:wpi="http://schemas.microsoft.com/office/word/2010/wordprocessingInk" xmlns:wne="http://schemas.microsoft.com/office/word/2006/wordml" xmlns:wps="http://schemas.microsoft.com/office/word/2010/wordprocessingShape" mc:Ignorable="w14 w15 w16se wp14">
   <w:abstractNum w:abstractNumId="0" w15:restartNumberingAfterBreak="0">
     <w:nsid w:val="06517AFA"/>
     <w:multiLevelType w:val="hybridMultilevel"/>
@@ -6991,7 +6234,7 @@
 </file>
 
 <file path=word/styles.xml><?xml version="1.0" encoding="utf-8"?>
-<w:styles xmlns:mc="http://schemas.openxmlformats.org/markup-compatibility/2006" xmlns:r="http://schemas.openxmlformats.org/officeDocument/2006/relationships" xmlns:w="http://schemas.openxmlformats.org/wordprocessingml/2006/main" xmlns:w14="http://schemas.microsoft.com/office/word/2010/wordml" xmlns:w15="http://schemas.microsoft.com/office/word/2012/wordml" xmlns:w16cex="http://schemas.microsoft.com/office/word/2018/wordml/cex" xmlns:w16cid="http://schemas.microsoft.com/office/word/2016/wordml/cid" xmlns:w16="http://schemas.microsoft.com/office/word/2018/wordml" xmlns:w16sdtdh="http://schemas.microsoft.com/office/word/2020/wordml/sdtdatahash" xmlns:w16se="http://schemas.microsoft.com/office/word/2015/wordml/symex" mc:Ignorable="w14 w15 w16se w16cid w16 w16cex w16sdtdh">
+<w:styles xmlns:mc="http://schemas.openxmlformats.org/markup-compatibility/2006" xmlns:r="http://schemas.openxmlformats.org/officeDocument/2006/relationships" xmlns:w="http://schemas.openxmlformats.org/wordprocessingml/2006/main" xmlns:w14="http://schemas.microsoft.com/office/word/2010/wordml" xmlns:w15="http://schemas.microsoft.com/office/word/2012/wordml" xmlns:w16se="http://schemas.microsoft.com/office/word/2015/wordml/symex" mc:Ignorable="w14 w15 w16se">
   <w:docDefaults>
     <w:rPrDefault>
       <w:rPr>
@@ -7007,7 +6250,7 @@
       </w:pPr>
     </w:pPrDefault>
   </w:docDefaults>
-  <w:latentStyles w:defLockedState="0" w:defUIPriority="99" w:defSemiHidden="0" w:defUnhideWhenUsed="0" w:defQFormat="0" w:count="376">
+  <w:latentStyles w:defLockedState="0" w:defUIPriority="99" w:defSemiHidden="0" w:defUnhideWhenUsed="0" w:defQFormat="0" w:count="371">
     <w:lsdException w:name="Normal" w:uiPriority="0" w:qFormat="1"/>
     <w:lsdException w:name="heading 1" w:uiPriority="9" w:qFormat="1"/>
     <w:lsdException w:name="heading 2" w:semiHidden="1" w:uiPriority="9" w:unhideWhenUsed="1" w:qFormat="1"/>
@@ -7379,11 +6622,6 @@
     <w:lsdException w:name="List Table 5 Dark Accent 6" w:uiPriority="50"/>
     <w:lsdException w:name="List Table 6 Colorful Accent 6" w:uiPriority="51"/>
     <w:lsdException w:name="List Table 7 Colorful Accent 6" w:uiPriority="52"/>
-    <w:lsdException w:name="Mention" w:semiHidden="1" w:unhideWhenUsed="1"/>
-    <w:lsdException w:name="Smart Hyperlink" w:semiHidden="1" w:unhideWhenUsed="1"/>
-    <w:lsdException w:name="Hashtag" w:semiHidden="1" w:unhideWhenUsed="1"/>
-    <w:lsdException w:name="Unresolved Mention" w:semiHidden="1" w:unhideWhenUsed="1"/>
-    <w:lsdException w:name="Smart Link" w:semiHidden="1" w:unhideWhenUsed="1"/>
   </w:latentStyles>
   <w:style w:type="paragraph" w:default="1" w:styleId="Normal">
     <w:name w:val="Normal"/>
@@ -7647,7 +6885,7 @@
       <w:lang w:val="es-ES_tradnl"/>
     </w:rPr>
   </w:style>
-  <w:style w:type="table" w:styleId="Tablaconcuadrcula1clara">
+  <w:style w:type="table" w:styleId="Tabladecuadrcula1clara">
     <w:name w:val="Grid Table 1 Light"/>
     <w:basedOn w:val="Tablanormal"/>
     <w:uiPriority w:val="46"/>
@@ -7759,7 +6997,7 @@
       </w:tblBorders>
     </w:tblPr>
   </w:style>
-  <w:style w:type="table" w:styleId="Tablaconcuadrculaclara">
+  <w:style w:type="table" w:styleId="Cuadrculadetablaclara">
     <w:name w:val="Grid Table Light"/>
     <w:basedOn w:val="Tablanormal"/>
     <w:uiPriority w:val="40"/>

--- a/entregables/Conciliaciones de efectivo/FRU_Conciliaciones_de_efectivo.docx
+++ b/entregables/Conciliaciones de efectivo/FRU_Conciliaciones_de_efectivo.docx
@@ -111,7 +111,13 @@
               <w:rPr>
                 <w:rFonts w:ascii="Arial" w:hAnsi="Arial" w:cs="Arial"/>
               </w:rPr>
-              <w:t>Fecha: 27/10/2026</w:t>
+              <w:t>Fecha: 17</w:t>
+            </w:r>
+            <w:r>
+              <w:rPr>
+                <w:rFonts w:ascii="Arial" w:hAnsi="Arial" w:cs="Arial"/>
+              </w:rPr>
+              <w:t>/10/2026</w:t>
             </w:r>
           </w:p>
         </w:tc>
@@ -726,10 +732,10 @@
         </w:rPr>
         <w:lastRenderedPageBreak/>
         <w:drawing>
-          <wp:inline distT="0" distB="0" distL="0" distR="0" wp14:anchorId="404A97AB" wp14:editId="654E7595">
-            <wp:extent cx="5943600" cy="7765415"/>
+          <wp:inline distT="0" distB="0" distL="0" distR="0" wp14:anchorId="5FECB5F0" wp14:editId="14807813">
+            <wp:extent cx="5943600" cy="8775106"/>
             <wp:effectExtent l="0" t="0" r="0" b="6985"/>
-            <wp:docPr id="4" name="Imagen 4"/>
+            <wp:docPr id="3" name="Imagen 3" descr="C:\Users\daniel.ramirez\Downloads\Diagrama flujo conc efc.drawio.png"/>
             <wp:cNvGraphicFramePr>
               <a:graphicFrameLocks xmlns:a="http://schemas.openxmlformats.org/drawingml/2006/main" noChangeAspect="1"/>
             </wp:cNvGraphicFramePr>
@@ -737,29 +743,36 @@
               <a:graphicData uri="http://schemas.openxmlformats.org/drawingml/2006/picture">
                 <pic:pic xmlns:pic="http://schemas.openxmlformats.org/drawingml/2006/picture">
                   <pic:nvPicPr>
-                    <pic:cNvPr id="4" name="Imagen 4"/>
-                    <pic:cNvPicPr/>
+                    <pic:cNvPr id="0" name="Picture 1" descr="C:\Users\daniel.ramirez\Downloads\Diagrama flujo conc efc.drawio.png"/>
+                    <pic:cNvPicPr>
+                      <a:picLocks noChangeAspect="1" noChangeArrowheads="1"/>
+                    </pic:cNvPicPr>
                   </pic:nvPicPr>
                   <pic:blipFill>
-                    <a:blip r:embed="rId7">
+                    <a:blip r:embed="rId7" cstate="print">
                       <a:extLst>
                         <a:ext uri="{28A0092B-C50C-407E-A947-70E740481C1C}">
                           <a14:useLocalDpi xmlns:a14="http://schemas.microsoft.com/office/drawing/2010/main" val="0"/>
                         </a:ext>
                       </a:extLst>
                     </a:blip>
+                    <a:srcRect/>
                     <a:stretch>
                       <a:fillRect/>
                     </a:stretch>
                   </pic:blipFill>
-                  <pic:spPr>
+                  <pic:spPr bwMode="auto">
                     <a:xfrm>
                       <a:off x="0" y="0"/>
-                      <a:ext cx="5943600" cy="7765415"/>
+                      <a:ext cx="5943600" cy="8775106"/>
                     </a:xfrm>
                     <a:prstGeom prst="rect">
                       <a:avLst/>
                     </a:prstGeom>
+                    <a:noFill/>
+                    <a:ln>
+                      <a:noFill/>
+                    </a:ln>
                   </pic:spPr>
                 </pic:pic>
               </a:graphicData>
@@ -1085,7 +1098,21 @@
           <w:szCs w:val="20"/>
           <w:lang w:val="es-MX"/>
         </w:rPr>
-        <w:t>2. Importación de papeletas REGIO</w:t>
+        <w:t>2. Importación de papeletas REGI</w:t>
+      </w:r>
+      <w:bookmarkStart w:id="0" w:name="_GoBack"/>
+      <w:bookmarkEnd w:id="0"/>
+      <w:r>
+        <w:rPr>
+          <w:rFonts w:ascii="Arial" w:eastAsiaTheme="majorEastAsia" w:hAnsi="Arial" w:cs="Arial"/>
+          <w:b/>
+          <w:i/>
+          <w:iCs/>
+          <w:sz w:val="20"/>
+          <w:szCs w:val="20"/>
+          <w:lang w:val="es-MX"/>
+        </w:rPr>
+        <w:t>O</w:t>
       </w:r>
     </w:p>
     <w:p>
@@ -2030,7 +2057,7 @@
         </w:rPr>
         <w:t>Los nombres de responsables, permisos y criterios operativos pendientes se completarán con el área solicitante.</w:t>
       </w:r>
-      <w:bookmarkStart w:id="0" w:name="_Toc511650919"/>
+      <w:bookmarkStart w:id="1" w:name="_Toc511650919"/>
     </w:p>
     <w:p>
       <w:pPr>
@@ -2261,6 +2288,7 @@
         </w:rPr>
       </w:pPr>
     </w:p>
+    <w:bookmarkEnd w:id="1"/>
     <w:p>
       <w:pPr>
         <w:rPr>
@@ -2269,9 +2297,6 @@
           <w:lang w:val="es-ES_tradnl"/>
         </w:rPr>
       </w:pPr>
-      <w:bookmarkStart w:id="1" w:name="_GoBack"/>
-      <w:bookmarkEnd w:id="0"/>
-      <w:bookmarkEnd w:id="1"/>
     </w:p>
     <w:sectPr>
       <w:headerReference w:type="default" r:id="rId8"/>
